--- a/assets/images/Mohmad_Ayman_CV.docx
+++ b/assets/images/Mohmad_Ayman_CV.docx
@@ -52,7 +52,26 @@
           <w:sz w:val="18"/>
           <w:szCs w:val="18"/>
         </w:rPr>
-        <w:t xml:space="preserve">Cairo, Egypt  •  01281079916  •  mohmdw75@gmail.com  •  </w:t>
+        <w:t>Cairo, Egypt  •  01281079916  •  mohmdw</w:t>
+      </w:r>
+      <w:r>
+        <w:rPr>
+          <w:rFonts w:hint="default" w:cs="Arial"/>
+          <w:color w:val="555555"/>
+          <w:sz w:val="18"/>
+          <w:szCs w:val="18"/>
+          <w:lang w:val="en-US"/>
+        </w:rPr>
+        <w:t>e</w:t>
+      </w:r>
+      <w:r>
+        <w:rPr>
+          <w:rFonts w:ascii="Arial" w:hAnsi="Arial" w:eastAsia="Arial" w:cs="Arial"/>
+          <w:color w:val="555555"/>
+          <w:sz w:val="18"/>
+          <w:szCs w:val="18"/>
+        </w:rPr>
+        <w:t xml:space="preserve">75@gmail.com  •  </w:t>
       </w:r>
       <w:r>
         <w:rPr>
@@ -122,7 +141,7 @@
     </w:p>
     <w:p>
       <w:pPr>
-        <w:pStyle w:val="15"/>
+        <w:pStyle w:val="16"/>
         <w:bidi w:val="0"/>
         <w:rPr>
           <w:rFonts w:hint="default"/>
@@ -177,7 +196,7 @@
     </w:p>
     <w:p>
       <w:pPr>
-        <w:pStyle w:val="17"/>
+        <w:pStyle w:val="18"/>
         <w:numPr>
           <w:ilvl w:val="0"/>
           <w:numId w:val="1"/>
@@ -250,7 +269,7 @@
     </w:p>
     <w:p>
       <w:pPr>
-        <w:pStyle w:val="17"/>
+        <w:pStyle w:val="18"/>
         <w:numPr>
           <w:ilvl w:val="0"/>
           <w:numId w:val="1"/>
@@ -279,7 +298,7 @@
     </w:p>
     <w:p>
       <w:pPr>
-        <w:pStyle w:val="17"/>
+        <w:pStyle w:val="18"/>
         <w:numPr>
           <w:ilvl w:val="0"/>
           <w:numId w:val="1"/>
@@ -298,7 +317,7 @@
     </w:p>
     <w:p>
       <w:pPr>
-        <w:pStyle w:val="17"/>
+        <w:pStyle w:val="18"/>
         <w:numPr>
           <w:ilvl w:val="0"/>
           <w:numId w:val="1"/>
@@ -342,7 +361,7 @@
     </w:p>
     <w:p>
       <w:pPr>
-        <w:pStyle w:val="17"/>
+        <w:pStyle w:val="18"/>
         <w:numPr>
           <w:ilvl w:val="0"/>
           <w:numId w:val="1"/>
@@ -361,7 +380,7 @@
     </w:p>
     <w:p>
       <w:pPr>
-        <w:pStyle w:val="17"/>
+        <w:pStyle w:val="18"/>
         <w:numPr>
           <w:ilvl w:val="0"/>
           <w:numId w:val="1"/>
@@ -380,7 +399,7 @@
     </w:p>
     <w:p>
       <w:pPr>
-        <w:pStyle w:val="17"/>
+        <w:pStyle w:val="18"/>
         <w:numPr>
           <w:ilvl w:val="0"/>
           <w:numId w:val="1"/>
@@ -433,7 +452,67 @@
           <w:szCs w:val="20"/>
           <w:lang w:val="en-US"/>
         </w:rPr>
-        <w:t>FastA</w:t>
+        <w:t>FastAPI</w:t>
+      </w:r>
+    </w:p>
+    <w:p>
+      <w:pPr>
+        <w:pStyle w:val="18"/>
+        <w:numPr>
+          <w:ilvl w:val="0"/>
+          <w:numId w:val="1"/>
+        </w:numPr>
+        <w:spacing w:before="40" w:after="40"/>
+        <w:rPr>
+          <w:rFonts w:hint="default" w:cs="Arial"/>
+          <w:color w:val="1C1C1C"/>
+          <w:sz w:val="20"/>
+          <w:szCs w:val="20"/>
+          <w:lang w:val="en-US"/>
+        </w:rPr>
+      </w:pPr>
+      <w:r>
+        <w:rPr>
+          <w:rFonts w:ascii="SimSun" w:hAnsi="SimSun" w:eastAsia="SimSun" w:cs="SimSun"/>
+          <w:sz w:val="24"/>
+          <w:szCs w:val="24"/>
+        </w:rPr>
+        <w:t>OpenCV</w:t>
+      </w:r>
+      <w:r>
+        <w:rPr>
+          <w:rFonts w:hint="cs" w:ascii="SimSun" w:hAnsi="SimSun" w:eastAsia="SimSun" w:cs="Times New Roman"/>
+          <w:sz w:val="24"/>
+          <w:szCs w:val="24"/>
+          <w:rtl/>
+          <w:lang w:val="en-US" w:bidi="ar-SA"/>
+        </w:rPr>
+        <w:t xml:space="preserve"> </w:t>
+      </w:r>
+    </w:p>
+    <w:p>
+      <w:pPr>
+        <w:pStyle w:val="18"/>
+        <w:numPr>
+          <w:ilvl w:val="0"/>
+          <w:numId w:val="1"/>
+        </w:numPr>
+        <w:spacing w:before="40" w:after="40"/>
+        <w:rPr>
+          <w:rFonts w:hint="default" w:cs="Arial"/>
+          <w:color w:val="1C1C1C"/>
+          <w:sz w:val="20"/>
+          <w:szCs w:val="20"/>
+          <w:lang w:val="en-US"/>
+        </w:rPr>
+      </w:pPr>
+      <w:r>
+        <w:rPr>
+          <w:rFonts w:ascii="SimSun" w:hAnsi="SimSun" w:eastAsia="SimSun" w:cs="SimSun"/>
+          <w:sz w:val="24"/>
+          <w:szCs w:val="24"/>
+        </w:rPr>
+        <w:t>MediaPipe</w:t>
       </w:r>
     </w:p>
     <w:p>
@@ -451,7 +530,7 @@
     </w:p>
     <w:p>
       <w:pPr>
-        <w:pStyle w:val="17"/>
+        <w:pStyle w:val="18"/>
         <w:numPr>
           <w:ilvl w:val="0"/>
           <w:numId w:val="1"/>
@@ -480,7 +559,7 @@
     </w:p>
     <w:p>
       <w:pPr>
-        <w:pStyle w:val="17"/>
+        <w:pStyle w:val="18"/>
         <w:numPr>
           <w:ilvl w:val="0"/>
           <w:numId w:val="1"/>
@@ -499,7 +578,7 @@
     </w:p>
     <w:p>
       <w:pPr>
-        <w:pStyle w:val="17"/>
+        <w:pStyle w:val="18"/>
         <w:numPr>
           <w:ilvl w:val="0"/>
           <w:numId w:val="1"/>
@@ -518,7 +597,7 @@
     </w:p>
     <w:p>
       <w:pPr>
-        <w:pStyle w:val="17"/>
+        <w:pStyle w:val="18"/>
         <w:numPr>
           <w:ilvl w:val="0"/>
           <w:numId w:val="1"/>
@@ -545,7 +624,7 @@
     </w:p>
     <w:p>
       <w:pPr>
-        <w:pStyle w:val="17"/>
+        <w:pStyle w:val="18"/>
         <w:numPr>
           <w:ilvl w:val="0"/>
           <w:numId w:val="1"/>
@@ -636,7 +715,7 @@
     </w:p>
     <w:p>
       <w:pPr>
-        <w:pStyle w:val="17"/>
+        <w:pStyle w:val="18"/>
         <w:numPr>
           <w:ilvl w:val="0"/>
           <w:numId w:val="1"/>
@@ -655,7 +734,7 @@
     </w:p>
     <w:p>
       <w:pPr>
-        <w:pStyle w:val="17"/>
+        <w:pStyle w:val="18"/>
         <w:numPr>
           <w:ilvl w:val="0"/>
           <w:numId w:val="1"/>
@@ -672,7 +751,7 @@
     </w:p>
     <w:p>
       <w:pPr>
-        <w:pStyle w:val="17"/>
+        <w:pStyle w:val="18"/>
         <w:numPr>
           <w:ilvl w:val="0"/>
           <w:numId w:val="1"/>
@@ -691,7 +770,7 @@
     </w:p>
     <w:p>
       <w:pPr>
-        <w:pStyle w:val="17"/>
+        <w:pStyle w:val="18"/>
         <w:numPr>
           <w:ilvl w:val="0"/>
           <w:numId w:val="1"/>
@@ -718,7 +797,7 @@
     </w:p>
     <w:p>
       <w:pPr>
-        <w:pStyle w:val="17"/>
+        <w:pStyle w:val="18"/>
         <w:numPr>
           <w:ilvl w:val="0"/>
           <w:numId w:val="1"/>
@@ -900,7 +979,7 @@
     </w:p>
     <w:p>
       <w:pPr>
-        <w:pStyle w:val="17"/>
+        <w:pStyle w:val="18"/>
         <w:numPr>
           <w:ilvl w:val="0"/>
           <w:numId w:val="1"/>
@@ -919,7 +998,7 @@
     </w:p>
     <w:p>
       <w:pPr>
-        <w:pStyle w:val="17"/>
+        <w:pStyle w:val="18"/>
         <w:numPr>
           <w:ilvl w:val="0"/>
           <w:numId w:val="1"/>
@@ -938,7 +1017,7 @@
     </w:p>
     <w:p>
       <w:pPr>
-        <w:pStyle w:val="17"/>
+        <w:pStyle w:val="18"/>
         <w:numPr>
           <w:ilvl w:val="0"/>
           <w:numId w:val="1"/>
@@ -957,7 +1036,7 @@
     </w:p>
     <w:p>
       <w:pPr>
-        <w:pStyle w:val="17"/>
+        <w:pStyle w:val="18"/>
         <w:numPr>
           <w:ilvl w:val="0"/>
           <w:numId w:val="1"/>
@@ -976,7 +1055,7 @@
     </w:p>
     <w:p>
       <w:pPr>
-        <w:pStyle w:val="17"/>
+        <w:pStyle w:val="18"/>
         <w:numPr>
           <w:ilvl w:val="0"/>
           <w:numId w:val="1"/>
@@ -995,7 +1074,7 @@
     </w:p>
     <w:p>
       <w:pPr>
-        <w:pStyle w:val="17"/>
+        <w:pStyle w:val="18"/>
         <w:numPr>
           <w:ilvl w:val="0"/>
           <w:numId w:val="1"/>
@@ -1069,21 +1148,224 @@
     </w:p>
     <w:p>
       <w:pPr>
+        <w:bidi w:val="0"/>
+        <w:rPr>
+          <w:rFonts w:hint="default" w:cs="Arial"/>
+          <w:color w:val="1C1C1C"/>
+          <w:sz w:val="20"/>
+          <w:szCs w:val="20"/>
+          <w:rtl w:val="0"/>
+          <w:lang w:val="en-US" w:bidi="ar-SA"/>
+        </w:rPr>
+      </w:pPr>
+      <w:r>
+        <w:rPr>
+          <w:rFonts w:hint="default"/>
+          <w:b w:val="0"/>
+          <w:bCs w:val="0"/>
+          <w:color w:val="1C1C1C"/>
+          <w:sz w:val="20"/>
+          <w:szCs w:val="20"/>
+          <w:lang w:val="en-US"/>
+        </w:rPr>
+        <w:t>Collaboration with 3 teammates – My role: BERT-based safety classifier ,collect data ,plane for all project</w:t>
+      </w:r>
+      <w:r>
+        <w:rPr>
+          <w:rFonts w:hint="default"/>
+          <w:lang w:val="en-US"/>
+        </w:rPr>
+        <w:t xml:space="preserve"> ,</w:t>
+      </w:r>
+      <w:r>
+        <w:t>collected data, planned the overall project</w:t>
+      </w:r>
+      <w:r>
+        <w:rPr>
+          <w:rFonts w:hint="default"/>
+          <w:lang w:val="en-US"/>
+        </w:rPr>
+        <w:t xml:space="preserve"> </w:t>
+      </w:r>
+      <w:r>
+        <w:rPr>
+          <w:rFonts w:hint="default"/>
+          <w:b w:val="0"/>
+          <w:bCs w:val="0"/>
+          <w:color w:val="1C1C1C"/>
+          <w:sz w:val="20"/>
+          <w:szCs w:val="20"/>
+          <w:lang w:val="en-US"/>
+        </w:rPr>
+        <w:t xml:space="preserve">and bulid RAG by </w:t>
+      </w:r>
+      <w:r>
+        <w:rPr>
+          <w:rFonts w:hint="default" w:cs="Arial"/>
+          <w:color w:val="1C1C1C"/>
+          <w:sz w:val="20"/>
+          <w:szCs w:val="20"/>
+          <w:rtl w:val="0"/>
+          <w:lang w:val="en-US" w:bidi="ar-SA"/>
+        </w:rPr>
+        <w:t>Llama-Index</w:t>
+      </w:r>
+    </w:p>
+    <w:p>
+      <w:pPr>
         <w:spacing w:before="80" w:after="0"/>
+        <w:rPr>
+          <w:rFonts w:hint="default"/>
+          <w:b w:val="0"/>
+          <w:bCs w:val="0"/>
+          <w:color w:val="1C1C1C"/>
+          <w:sz w:val="20"/>
+          <w:szCs w:val="20"/>
+          <w:lang w:val="en-US"/>
+        </w:rPr>
+      </w:pPr>
+      <w:r>
+        <w:rPr>
+          <w:rFonts w:hint="default"/>
+          <w:b w:val="0"/>
+          <w:bCs w:val="0"/>
+          <w:color w:val="1C1C1C"/>
+          <w:sz w:val="20"/>
+          <w:szCs w:val="20"/>
+          <w:lang w:val="en-US"/>
+        </w:rPr>
+        <w:t>- Fine-tuned AraBERT and BERT models to classify patient queries into Low / Medium / High safety risk (e.g., potential drug misuse or contraindications).</w:t>
+      </w:r>
+    </w:p>
+    <w:p>
+      <w:pPr>
+        <w:spacing w:before="80" w:after="0"/>
+        <w:rPr>
+          <w:rFonts w:hint="default"/>
+          <w:b w:val="0"/>
+          <w:bCs w:val="0"/>
+          <w:color w:val="1C1C1C"/>
+          <w:sz w:val="20"/>
+          <w:szCs w:val="20"/>
+          <w:lang w:val="en-US"/>
+        </w:rPr>
+      </w:pPr>
+      <w:r>
+        <w:rPr>
+          <w:rFonts w:hint="default"/>
+          <w:b w:val="0"/>
+          <w:bCs w:val="0"/>
+          <w:color w:val="1C1C1C"/>
+          <w:sz w:val="20"/>
+          <w:szCs w:val="20"/>
+          <w:lang w:val="en-US"/>
+        </w:rPr>
+        <w:t>- Built a Flask API endpoint `/predict` serving the safety model in real time.</w:t>
+      </w:r>
+    </w:p>
+    <w:p>
+      <w:pPr>
+        <w:spacing w:before="80" w:after="0"/>
+        <w:rPr>
+          <w:rFonts w:hint="default"/>
+          <w:b w:val="0"/>
+          <w:bCs w:val="0"/>
+          <w:color w:val="1C1C1C"/>
+          <w:sz w:val="20"/>
+          <w:szCs w:val="20"/>
+          <w:lang w:val="en-US"/>
+        </w:rPr>
+      </w:pPr>
+      <w:r>
+        <w:rPr>
+          <w:rFonts w:hint="default"/>
+          <w:b w:val="0"/>
+          <w:bCs w:val="0"/>
+          <w:color w:val="1C1C1C"/>
+          <w:sz w:val="20"/>
+          <w:szCs w:val="20"/>
+          <w:lang w:val="en-US"/>
+        </w:rPr>
+        <w:t>- Curated and labeled Arabic safety data for training and evaluation.</w:t>
+      </w:r>
+    </w:p>
+    <w:p>
+      <w:pPr>
+        <w:spacing w:before="80" w:after="0"/>
+        <w:rPr>
+          <w:rFonts w:hint="default"/>
+          <w:b w:val="0"/>
+          <w:bCs w:val="0"/>
+          <w:color w:val="1C1C1C"/>
+          <w:sz w:val="20"/>
+          <w:szCs w:val="20"/>
+          <w:lang w:val="en-US"/>
+        </w:rPr>
+      </w:pPr>
+      <w:r>
+        <w:rPr>
+          <w:rFonts w:hint="default"/>
+          <w:b w:val="0"/>
+          <w:bCs w:val="0"/>
+          <w:color w:val="1C1C1C"/>
+          <w:sz w:val="20"/>
+          <w:szCs w:val="20"/>
+          <w:lang w:val="en-US"/>
+        </w:rPr>
+        <w:t>- Integrated the safety model into the team’s overall RAG pipeline (led by teammate).</w:t>
+      </w:r>
+    </w:p>
+    <w:p>
+      <w:pPr>
+        <w:spacing w:before="80" w:after="0"/>
+        <w:rPr>
+          <w:rFonts w:hint="default"/>
+          <w:b w:val="0"/>
+          <w:bCs w:val="0"/>
+          <w:color w:val="1C1C1C"/>
+          <w:sz w:val="20"/>
+          <w:szCs w:val="20"/>
+          <w:lang w:val="en-US"/>
+        </w:rPr>
+      </w:pPr>
+      <w:r>
+        <w:rPr>
+          <w:rFonts w:hint="default"/>
+          <w:b w:val="0"/>
+          <w:bCs w:val="0"/>
+          <w:color w:val="1C1C1C"/>
+          <w:sz w:val="20"/>
+          <w:szCs w:val="20"/>
+          <w:lang w:val="en-US"/>
+        </w:rPr>
+        <w:t>- Achieved 92% F1-score on held-out safety test set.</w:t>
+      </w:r>
+    </w:p>
+    <w:p>
+      <w:pPr>
+        <w:spacing w:before="80" w:after="0"/>
+        <w:rPr>
+          <w:rFonts w:hint="default" w:cs="Arial"/>
+          <w:color w:val="1C1C1C"/>
+          <w:sz w:val="20"/>
+          <w:szCs w:val="20"/>
+          <w:rtl w:val="0"/>
+          <w:lang w:val="en-US" w:bidi="ar-SA"/>
+        </w:rPr>
+      </w:pPr>
+      <w:r>
         <w:rPr>
           <w:rFonts w:hint="default"/>
           <w:b/>
           <w:bCs/>
           <w:color w:val="1C1C1C"/>
-          <w:sz w:val="22"/>
-          <w:szCs w:val="22"/>
-          <w:lang w:val="en-US"/>
-        </w:rPr>
-      </w:pPr>
-    </w:p>
-    <w:p>
-      <w:pPr>
-        <w:bidi w:val="0"/>
+          <w:sz w:val="20"/>
+          <w:szCs w:val="20"/>
+          <w:lang w:val="en-US"/>
+        </w:rPr>
+        <w:t>Tech:</w:t>
+      </w:r>
+      <w:r>
         <w:rPr>
           <w:rFonts w:hint="default"/>
           <w:b w:val="0"/>
@@ -1093,253 +1375,7 @@
           <w:szCs w:val="20"/>
           <w:lang w:val="en-US"/>
         </w:rPr>
-      </w:pPr>
-      <w:r>
-        <w:rPr>
-          <w:rFonts w:hint="default"/>
-          <w:b w:val="0"/>
-          <w:bCs w:val="0"/>
-          <w:color w:val="1C1C1C"/>
-          <w:sz w:val="20"/>
-          <w:szCs w:val="20"/>
-          <w:lang w:val="en-US"/>
-        </w:rPr>
-        <w:t>Collaboration with 3 teammates – My role: BERT-based safety classifier ,collect data ,plane for all project</w:t>
-      </w:r>
-      <w:r>
-        <w:rPr>
-          <w:rFonts w:hint="default"/>
-          <w:lang w:val="en-US"/>
-        </w:rPr>
-        <w:t xml:space="preserve"> ,</w:t>
-      </w:r>
-      <w:r>
-        <w:t>collected data, planned the overall project</w:t>
-      </w:r>
-      <w:r>
-        <w:rPr>
-          <w:rFonts w:hint="default"/>
-          <w:lang w:val="en-US"/>
-        </w:rPr>
-        <w:t xml:space="preserve"> </w:t>
-      </w:r>
-      <w:r>
-        <w:rPr>
-          <w:rFonts w:hint="default"/>
-          <w:b w:val="0"/>
-          <w:bCs w:val="0"/>
-          <w:color w:val="1C1C1C"/>
-          <w:sz w:val="20"/>
-          <w:szCs w:val="20"/>
-          <w:lang w:val="en-US"/>
-        </w:rPr>
-        <w:t xml:space="preserve">and bulid RAG by </w:t>
-      </w:r>
-      <w:r>
-        <w:rPr>
-          <w:rFonts w:hint="default" w:cs="Arial"/>
-          <w:color w:val="1C1C1C"/>
-          <w:sz w:val="20"/>
-          <w:szCs w:val="20"/>
-          <w:rtl w:val="0"/>
-          <w:lang w:val="en-US" w:bidi="ar-SA"/>
-        </w:rPr>
-        <w:t>Llama-Index</w:t>
-      </w:r>
-    </w:p>
-    <w:p>
-      <w:pPr>
-        <w:spacing w:before="80" w:after="0"/>
-        <w:rPr>
-          <w:rFonts w:hint="default"/>
-          <w:b w:val="0"/>
-          <w:bCs w:val="0"/>
-          <w:color w:val="1C1C1C"/>
-          <w:sz w:val="20"/>
-          <w:szCs w:val="20"/>
-          <w:lang w:val="en-US"/>
-        </w:rPr>
-      </w:pPr>
-    </w:p>
-    <w:p>
-      <w:pPr>
-        <w:spacing w:before="80" w:after="0"/>
-        <w:rPr>
-          <w:rFonts w:hint="default"/>
-          <w:b w:val="0"/>
-          <w:bCs w:val="0"/>
-          <w:color w:val="1C1C1C"/>
-          <w:sz w:val="20"/>
-          <w:szCs w:val="20"/>
-          <w:lang w:val="en-US"/>
-        </w:rPr>
-      </w:pPr>
-      <w:r>
-        <w:rPr>
-          <w:rFonts w:hint="default"/>
-          <w:b w:val="0"/>
-          <w:bCs w:val="0"/>
-          <w:color w:val="1C1C1C"/>
-          <w:sz w:val="20"/>
-          <w:szCs w:val="20"/>
-          <w:lang w:val="en-US"/>
-        </w:rPr>
-        <w:t>- Fine-tuned AraBERT and BERT models to classify patient queries into Low / Medium / High safety risk (e.g., potential drug misuse or contraindications).</w:t>
-      </w:r>
-    </w:p>
-    <w:p>
-      <w:pPr>
-        <w:spacing w:before="80" w:after="0"/>
-        <w:rPr>
-          <w:rFonts w:hint="default"/>
-          <w:b w:val="0"/>
-          <w:bCs w:val="0"/>
-          <w:color w:val="1C1C1C"/>
-          <w:sz w:val="20"/>
-          <w:szCs w:val="20"/>
-          <w:lang w:val="en-US"/>
-        </w:rPr>
-      </w:pPr>
-      <w:r>
-        <w:rPr>
-          <w:rFonts w:hint="default"/>
-          <w:b w:val="0"/>
-          <w:bCs w:val="0"/>
-          <w:color w:val="1C1C1C"/>
-          <w:sz w:val="20"/>
-          <w:szCs w:val="20"/>
-          <w:lang w:val="en-US"/>
-        </w:rPr>
-        <w:t>- Built a Flask API endpoint `/predict` serving the safety model in real time.</w:t>
-      </w:r>
-    </w:p>
-    <w:p>
-      <w:pPr>
-        <w:spacing w:before="80" w:after="0"/>
-        <w:rPr>
-          <w:rFonts w:hint="default"/>
-          <w:b w:val="0"/>
-          <w:bCs w:val="0"/>
-          <w:color w:val="1C1C1C"/>
-          <w:sz w:val="20"/>
-          <w:szCs w:val="20"/>
-          <w:lang w:val="en-US"/>
-        </w:rPr>
-      </w:pPr>
-      <w:r>
-        <w:rPr>
-          <w:rFonts w:hint="default"/>
-          <w:b w:val="0"/>
-          <w:bCs w:val="0"/>
-          <w:color w:val="1C1C1C"/>
-          <w:sz w:val="20"/>
-          <w:szCs w:val="20"/>
-          <w:lang w:val="en-US"/>
-        </w:rPr>
-        <w:t>- Curated and labeled Arabic safety data for training and evaluation.</w:t>
-      </w:r>
-    </w:p>
-    <w:p>
-      <w:pPr>
-        <w:spacing w:before="80" w:after="0"/>
-        <w:rPr>
-          <w:rFonts w:hint="default"/>
-          <w:b w:val="0"/>
-          <w:bCs w:val="0"/>
-          <w:color w:val="1C1C1C"/>
-          <w:sz w:val="20"/>
-          <w:szCs w:val="20"/>
-          <w:lang w:val="en-US"/>
-        </w:rPr>
-      </w:pPr>
-      <w:r>
-        <w:rPr>
-          <w:rFonts w:hint="default"/>
-          <w:b w:val="0"/>
-          <w:bCs w:val="0"/>
-          <w:color w:val="1C1C1C"/>
-          <w:sz w:val="20"/>
-          <w:szCs w:val="20"/>
-          <w:lang w:val="en-US"/>
-        </w:rPr>
-        <w:t>- Integrated the safety model into the team’s overall RAG pipeline (led by teammate).</w:t>
-      </w:r>
-    </w:p>
-    <w:p>
-      <w:pPr>
-        <w:spacing w:before="80" w:after="0"/>
-        <w:rPr>
-          <w:rFonts w:hint="default"/>
-          <w:b w:val="0"/>
-          <w:bCs w:val="0"/>
-          <w:color w:val="1C1C1C"/>
-          <w:sz w:val="20"/>
-          <w:szCs w:val="20"/>
-          <w:lang w:val="en-US"/>
-        </w:rPr>
-      </w:pPr>
-      <w:r>
-        <w:rPr>
-          <w:rFonts w:hint="default"/>
-          <w:b w:val="0"/>
-          <w:bCs w:val="0"/>
-          <w:color w:val="1C1C1C"/>
-          <w:sz w:val="20"/>
-          <w:szCs w:val="20"/>
-          <w:lang w:val="en-US"/>
-        </w:rPr>
-        <w:t>- Achieved 92% F1-score on held-out safety test set.</w:t>
-      </w:r>
-    </w:p>
-    <w:p>
-      <w:pPr>
-        <w:spacing w:before="80" w:after="0"/>
-        <w:rPr>
-          <w:rFonts w:hint="default" w:cs="Arial"/>
-          <w:color w:val="1C1C1C"/>
-          <w:sz w:val="20"/>
-          <w:szCs w:val="20"/>
-          <w:rtl w:val="0"/>
-          <w:lang w:val="en-US" w:bidi="ar-SA"/>
-        </w:rPr>
-      </w:pPr>
-      <w:r>
-        <w:rPr>
-          <w:rFonts w:hint="default"/>
-          <w:b/>
-          <w:bCs/>
-          <w:color w:val="1C1C1C"/>
-          <w:sz w:val="20"/>
-          <w:szCs w:val="20"/>
-          <w:lang w:val="en-US"/>
-        </w:rPr>
-        <w:t>Tech:</w:t>
-      </w:r>
-      <w:r>
-        <w:rPr>
-          <w:rFonts w:hint="default"/>
-          <w:b w:val="0"/>
-          <w:bCs w:val="0"/>
-          <w:color w:val="1C1C1C"/>
-          <w:sz w:val="20"/>
-          <w:szCs w:val="20"/>
-          <w:lang w:val="en-US"/>
-        </w:rPr>
-        <w:t xml:space="preserve"> TensorFlow, Transf</w:t>
-      </w:r>
-      <w:bookmarkStart w:id="0" w:name="_GoBack"/>
-      <w:bookmarkEnd w:id="0"/>
-      <w:r>
-        <w:rPr>
-          <w:rFonts w:hint="default"/>
-          <w:b w:val="0"/>
-          <w:bCs w:val="0"/>
-          <w:color w:val="1C1C1C"/>
-          <w:sz w:val="20"/>
-          <w:szCs w:val="20"/>
-          <w:lang w:val="en-US"/>
-        </w:rPr>
-        <w:t>ormers (AraBERT), Flask, Scikit-learn ,</w:t>
+        <w:t xml:space="preserve"> TensorFlow, Transformers (AraBERT), Flask, Scikit-learn ,</w:t>
       </w:r>
       <w:r>
         <w:rPr>
@@ -1438,7 +1474,7 @@
     </w:p>
     <w:p>
       <w:pPr>
-        <w:pStyle w:val="17"/>
+        <w:pStyle w:val="18"/>
         <w:numPr>
           <w:ilvl w:val="0"/>
           <w:numId w:val="1"/>
@@ -1457,7 +1493,7 @@
     </w:p>
     <w:p>
       <w:pPr>
-        <w:pStyle w:val="17"/>
+        <w:pStyle w:val="18"/>
         <w:numPr>
           <w:ilvl w:val="0"/>
           <w:numId w:val="1"/>
@@ -1476,7 +1512,7 @@
     </w:p>
     <w:p>
       <w:pPr>
-        <w:pStyle w:val="17"/>
+        <w:pStyle w:val="18"/>
         <w:numPr>
           <w:ilvl w:val="0"/>
           <w:numId w:val="1"/>
@@ -1495,7 +1531,7 @@
     </w:p>
     <w:p>
       <w:pPr>
-        <w:pStyle w:val="17"/>
+        <w:pStyle w:val="18"/>
         <w:numPr>
           <w:ilvl w:val="0"/>
           <w:numId w:val="1"/>
@@ -1519,7 +1555,7 @@
     </w:p>
     <w:p>
       <w:pPr>
-        <w:pStyle w:val="17"/>
+        <w:pStyle w:val="18"/>
         <w:numPr>
           <w:ilvl w:val="0"/>
           <w:numId w:val="1"/>
@@ -1542,7 +1578,7 @@
     </w:p>
     <w:p>
       <w:pPr>
-        <w:pStyle w:val="17"/>
+        <w:pStyle w:val="18"/>
         <w:numPr>
           <w:ilvl w:val="0"/>
           <w:numId w:val="0"/>
@@ -1633,7 +1669,7 @@
     </w:p>
     <w:p>
       <w:pPr>
-        <w:pStyle w:val="17"/>
+        <w:pStyle w:val="18"/>
         <w:numPr>
           <w:ilvl w:val="0"/>
           <w:numId w:val="1"/>
@@ -1652,7 +1688,7 @@
     </w:p>
     <w:p>
       <w:pPr>
-        <w:pStyle w:val="17"/>
+        <w:pStyle w:val="18"/>
         <w:numPr>
           <w:ilvl w:val="0"/>
           <w:numId w:val="1"/>
@@ -1671,7 +1707,7 @@
     </w:p>
     <w:p>
       <w:pPr>
-        <w:pStyle w:val="17"/>
+        <w:pStyle w:val="18"/>
         <w:numPr>
           <w:ilvl w:val="0"/>
           <w:numId w:val="1"/>
@@ -1690,7 +1726,7 @@
     </w:p>
     <w:p>
       <w:pPr>
-        <w:pStyle w:val="17"/>
+        <w:pStyle w:val="18"/>
         <w:numPr>
           <w:ilvl w:val="0"/>
           <w:numId w:val="1"/>
@@ -1710,6 +1746,16 @@
     <w:p>
       <w:pPr>
         <w:spacing w:before="120" w:after="0"/>
+        <w:rPr>
+          <w:rFonts w:hint="default"/>
+          <w:b w:val="0"/>
+          <w:bCs w:val="0"/>
+          <w:color w:val="1C1C1C"/>
+          <w:sz w:val="20"/>
+          <w:szCs w:val="20"/>
+          <w:rtl w:val="0"/>
+          <w:lang w:val="en-US"/>
+        </w:rPr>
       </w:pPr>
       <w:r>
         <w:rPr>
@@ -1732,11 +1778,307 @@
           <w:color w:val="1C1C1C"/>
           <w:sz w:val="20"/>
           <w:szCs w:val="20"/>
+          <w:lang w:val="en-US"/>
+        </w:rPr>
+        <w:fldChar w:fldCharType="begin"/>
+      </w:r>
+      <w:r>
+        <w:rPr>
+          <w:rFonts w:hint="default"/>
+          <w:b w:val="0"/>
+          <w:bCs w:val="0"/>
+          <w:color w:val="1C1C1C"/>
+          <w:sz w:val="20"/>
+          <w:szCs w:val="20"/>
+          <w:lang w:val="en-US"/>
+        </w:rPr>
+        <w:instrText xml:space="preserve"> HYPERLINK "https://github.com/mohmadAyman75/twitter-sentiment-analysis.git" </w:instrText>
+      </w:r>
+      <w:r>
+        <w:rPr>
+          <w:rFonts w:hint="default"/>
+          <w:b w:val="0"/>
+          <w:bCs w:val="0"/>
+          <w:color w:val="1C1C1C"/>
+          <w:sz w:val="20"/>
+          <w:szCs w:val="20"/>
+          <w:lang w:val="en-US"/>
+        </w:rPr>
+        <w:fldChar w:fldCharType="separate"/>
+      </w:r>
+      <w:r>
+        <w:rPr>
+          <w:rStyle w:val="12"/>
+          <w:rFonts w:hint="default"/>
+          <w:b w:val="0"/>
+          <w:bCs w:val="0"/>
+          <w:sz w:val="20"/>
+          <w:szCs w:val="20"/>
           <w:rtl w:val="0"/>
           <w:lang w:val="en-US"/>
         </w:rPr>
         <w:t>https://github.com/mohmadAyman75/twitter-sentiment-analysis.git</w:t>
       </w:r>
+      <w:r>
+        <w:rPr>
+          <w:rFonts w:hint="default"/>
+          <w:b w:val="0"/>
+          <w:bCs w:val="0"/>
+          <w:color w:val="1C1C1C"/>
+          <w:sz w:val="20"/>
+          <w:szCs w:val="20"/>
+          <w:lang w:val="en-US"/>
+        </w:rPr>
+        <w:fldChar w:fldCharType="end"/>
+      </w:r>
+    </w:p>
+    <w:p>
+      <w:pPr>
+        <w:pStyle w:val="16"/>
+        <w:bidi w:val="0"/>
+        <w:rPr>
+          <w:rFonts w:hint="default"/>
+          <w:sz w:val="22"/>
+          <w:szCs w:val="22"/>
+          <w:rtl w:val="0"/>
+          <w:lang w:val="en-US"/>
+        </w:rPr>
+      </w:pPr>
+    </w:p>
+    <w:p>
+      <w:pPr>
+        <w:pStyle w:val="16"/>
+        <w:bidi w:val="0"/>
+        <w:rPr>
+          <w:rFonts w:hint="default"/>
+          <w:b/>
+          <w:bCs/>
+          <w:sz w:val="22"/>
+          <w:szCs w:val="22"/>
+        </w:rPr>
+      </w:pPr>
+      <w:r>
+        <w:rPr>
+          <w:rFonts w:hint="default"/>
+          <w:b/>
+          <w:bCs/>
+          <w:sz w:val="22"/>
+          <w:szCs w:val="22"/>
+        </w:rPr>
+        <w:t>GazeVision — Touchless Eye-Controlled Camera Filter System</w:t>
+      </w:r>
+    </w:p>
+    <w:p>
+      <w:pPr>
+        <w:pStyle w:val="16"/>
+        <w:bidi w:val="0"/>
+        <w:rPr>
+          <w:rFonts w:hint="default"/>
+          <w:sz w:val="18"/>
+          <w:szCs w:val="18"/>
+        </w:rPr>
+      </w:pPr>
+      <w:r>
+        <w:rPr>
+          <w:rFonts w:hint="default"/>
+          <w:sz w:val="18"/>
+          <w:szCs w:val="18"/>
+        </w:rPr>
+        <w:t>Python, OpenCV, MediaPipe, NumPy</w:t>
+      </w:r>
+    </w:p>
+    <w:p>
+      <w:pPr>
+        <w:pStyle w:val="16"/>
+        <w:numPr>
+          <w:ilvl w:val="0"/>
+          <w:numId w:val="2"/>
+        </w:numPr>
+        <w:bidi w:val="0"/>
+        <w:ind w:left="360" w:leftChars="0" w:hanging="240" w:firstLineChars="0"/>
+        <w:rPr>
+          <w:rFonts w:hint="default"/>
+          <w:sz w:val="20"/>
+          <w:szCs w:val="20"/>
+        </w:rPr>
+      </w:pPr>
+      <w:r>
+        <w:rPr>
+          <w:rFonts w:hint="default"/>
+          <w:sz w:val="20"/>
+          <w:szCs w:val="20"/>
+        </w:rPr>
+        <w:t>Built a real-time system that lets users control live camera filters using only eye gestures — no keyboard or touch required.</w:t>
+      </w:r>
+    </w:p>
+    <w:p>
+      <w:pPr>
+        <w:pStyle w:val="16"/>
+        <w:numPr>
+          <w:ilvl w:val="0"/>
+          <w:numId w:val="2"/>
+        </w:numPr>
+        <w:bidi w:val="0"/>
+        <w:ind w:left="360" w:leftChars="0" w:hanging="240" w:firstLineChars="0"/>
+        <w:rPr>
+          <w:rFonts w:hint="default"/>
+          <w:sz w:val="20"/>
+          <w:szCs w:val="20"/>
+        </w:rPr>
+      </w:pPr>
+      <w:r>
+        <w:rPr>
+          <w:rFonts w:hint="default"/>
+          <w:sz w:val="20"/>
+          <w:szCs w:val="20"/>
+        </w:rPr>
+        <w:t>Implemented blink detection per eye independently using the Eye Aspect Ratio (EAR) algorithm, triggering next/previous filter on left/right blink.</w:t>
+      </w:r>
+    </w:p>
+    <w:p>
+      <w:pPr>
+        <w:pStyle w:val="16"/>
+        <w:numPr>
+          <w:ilvl w:val="0"/>
+          <w:numId w:val="2"/>
+        </w:numPr>
+        <w:bidi w:val="0"/>
+        <w:ind w:left="360" w:leftChars="0" w:hanging="240" w:firstLineChars="0"/>
+        <w:rPr>
+          <w:rFonts w:hint="default"/>
+          <w:sz w:val="20"/>
+          <w:szCs w:val="20"/>
+        </w:rPr>
+      </w:pPr>
+      <w:r>
+        <w:rPr>
+          <w:rFonts w:hint="default"/>
+          <w:sz w:val="20"/>
+          <w:szCs w:val="20"/>
+        </w:rPr>
+        <w:t>Detected upward gaze by tracking iris landmark position relative to the upper eyelid using MediaPipe Face Mesh (468 landmarks).</w:t>
+      </w:r>
+    </w:p>
+    <w:p>
+      <w:pPr>
+        <w:pStyle w:val="16"/>
+        <w:numPr>
+          <w:ilvl w:val="0"/>
+          <w:numId w:val="2"/>
+        </w:numPr>
+        <w:bidi w:val="0"/>
+        <w:ind w:left="360" w:leftChars="0" w:hanging="240" w:firstLineChars="0"/>
+        <w:rPr>
+          <w:rFonts w:hint="default"/>
+          <w:sz w:val="20"/>
+          <w:szCs w:val="20"/>
+        </w:rPr>
+      </w:pPr>
+      <w:r>
+        <w:rPr>
+          <w:rFonts w:hint="default"/>
+          <w:sz w:val="20"/>
+          <w:szCs w:val="20"/>
+        </w:rPr>
+        <w:t>Tracked 4 fingertip landmarks across both hands to define a dynamic quadrilateral, then applied Perspective Transform to isolate and filter only that region.</w:t>
+      </w:r>
+    </w:p>
+    <w:p>
+      <w:pPr>
+        <w:pStyle w:val="16"/>
+        <w:numPr>
+          <w:ilvl w:val="0"/>
+          <w:numId w:val="2"/>
+        </w:numPr>
+        <w:bidi w:val="0"/>
+        <w:ind w:left="360" w:leftChars="0" w:hanging="240" w:firstLineChars="0"/>
+        <w:rPr>
+          <w:rFonts w:hint="default"/>
+          <w:sz w:val="20"/>
+          <w:szCs w:val="20"/>
+        </w:rPr>
+      </w:pPr>
+      <w:r>
+        <w:rPr>
+          <w:rFonts w:hint="default"/>
+          <w:sz w:val="20"/>
+          <w:szCs w:val="20"/>
+        </w:rPr>
+        <w:t>Implemented 5 real-time filters inside the hand-defined box: Thermal, Sketch, Vintage, Grayscale, and Invert.</w:t>
+      </w:r>
+    </w:p>
+    <w:p>
+      <w:pPr>
+        <w:pStyle w:val="16"/>
+        <w:bidi w:val="0"/>
+        <w:rPr>
+          <w:rStyle w:val="15"/>
+          <w:sz w:val="20"/>
+          <w:szCs w:val="20"/>
+        </w:rPr>
+      </w:pPr>
+      <w:r>
+        <w:rPr>
+          <w:rFonts w:hint="default"/>
+          <w:sz w:val="20"/>
+          <w:szCs w:val="20"/>
+        </w:rPr>
+        <w:t>GitHub: </w:t>
+      </w:r>
+      <w:r>
+        <w:rPr>
+          <w:rStyle w:val="15"/>
+          <w:sz w:val="20"/>
+          <w:szCs w:val="20"/>
+        </w:rPr>
+        <w:fldChar w:fldCharType="begin"/>
+      </w:r>
+      <w:r>
+        <w:rPr>
+          <w:rStyle w:val="15"/>
+          <w:sz w:val="20"/>
+          <w:szCs w:val="20"/>
+        </w:rPr>
+        <w:instrText xml:space="preserve"> HYPERLINK "https://github.com/mohmadAyman75/GazeVision" </w:instrText>
+      </w:r>
+      <w:r>
+        <w:rPr>
+          <w:rStyle w:val="15"/>
+          <w:sz w:val="20"/>
+          <w:szCs w:val="20"/>
+        </w:rPr>
+        <w:fldChar w:fldCharType="separate"/>
+      </w:r>
+      <w:r>
+        <w:rPr>
+          <w:rStyle w:val="12"/>
+          <w:sz w:val="20"/>
+          <w:szCs w:val="20"/>
+        </w:rPr>
+        <w:t>mohmadAyman75/GazeVision</w:t>
+      </w:r>
+      <w:r>
+        <w:rPr>
+          <w:rStyle w:val="15"/>
+          <w:sz w:val="20"/>
+          <w:szCs w:val="20"/>
+        </w:rPr>
+        <w:fldChar w:fldCharType="end"/>
+      </w:r>
+    </w:p>
+    <w:p>
+      <w:pPr>
+        <w:pStyle w:val="16"/>
+        <w:bidi w:val="0"/>
+        <w:rPr>
+          <w:rStyle w:val="15"/>
+          <w:rFonts w:hint="default"/>
+          <w:sz w:val="20"/>
+          <w:szCs w:val="20"/>
+          <w:rtl w:val="0"/>
+          <w:lang w:val="en-US"/>
+        </w:rPr>
+      </w:pPr>
     </w:p>
     <w:p>
       <w:pPr>
@@ -1797,12 +2139,6 @@
             <w:insideH w:val="single" w:color="auto" w:sz="4" w:space="0"/>
             <w:insideV w:val="single" w:color="auto" w:sz="4" w:space="0"/>
           </w:tblBorders>
-          <w:tblCellMar>
-            <w:top w:w="0" w:type="dxa"/>
-            <w:left w:w="10" w:type="dxa"/>
-            <w:bottom w:w="0" w:type="dxa"/>
-            <w:right w:w="10" w:type="dxa"/>
-          </w:tblCellMar>
         </w:tblPrEx>
         <w:tc>
           <w:tcPr>
@@ -1952,7 +2288,7 @@
           </w:tcPr>
           <w:p>
             <w:pPr>
-              <w:pStyle w:val="17"/>
+              <w:pStyle w:val="18"/>
               <w:numPr>
                 <w:ilvl w:val="0"/>
                 <w:numId w:val="1"/>
@@ -1971,7 +2307,7 @@
           </w:p>
           <w:p>
             <w:pPr>
-              <w:pStyle w:val="17"/>
+              <w:pStyle w:val="18"/>
               <w:numPr>
                 <w:ilvl w:val="0"/>
                 <w:numId w:val="1"/>
@@ -1990,7 +2326,7 @@
           </w:p>
           <w:p>
             <w:pPr>
-              <w:pStyle w:val="17"/>
+              <w:pStyle w:val="18"/>
               <w:numPr>
                 <w:ilvl w:val="0"/>
                 <w:numId w:val="1"/>
@@ -2006,6 +2342,8 @@
               </w:rPr>
               <w:t>AI &amp; ML — Route Academy</w:t>
             </w:r>
+            <w:bookmarkStart w:id="0" w:name="_GoBack"/>
+            <w:bookmarkEnd w:id="0"/>
           </w:p>
         </w:tc>
         <w:tc>
@@ -2020,7 +2358,7 @@
           </w:tcPr>
           <w:p>
             <w:pPr>
-              <w:pStyle w:val="17"/>
+              <w:pStyle w:val="18"/>
               <w:numPr>
                 <w:ilvl w:val="0"/>
                 <w:numId w:val="1"/>
@@ -2039,7 +2377,7 @@
           </w:p>
           <w:p>
             <w:pPr>
-              <w:pStyle w:val="17"/>
+              <w:pStyle w:val="18"/>
               <w:numPr>
                 <w:ilvl w:val="0"/>
                 <w:numId w:val="1"/>
@@ -2065,7 +2403,7 @@
           </w:p>
           <w:p>
             <w:pPr>
-              <w:pStyle w:val="17"/>
+              <w:pStyle w:val="18"/>
               <w:numPr>
                 <w:ilvl w:val="0"/>
                 <w:numId w:val="1"/>
@@ -2108,7 +2446,7 @@
           </w:p>
           <w:p>
             <w:pPr>
-              <w:pStyle w:val="17"/>
+              <w:pStyle w:val="18"/>
               <w:numPr>
                 <w:ilvl w:val="0"/>
                 <w:numId w:val="1"/>
@@ -2151,6 +2489,9 @@
     <w:lvlOverride w:ilvl="0">
       <w:startOverride w:val="1"/>
     </w:lvlOverride>
+  </w:num>
+  <w:num w:numId="2">
+    <w:abstractNumId w:val="0"/>
   </w:num>
 </w:numbering>
 </file>
@@ -2430,7 +2771,7 @@
   <w:style w:type="paragraph" w:styleId="2">
     <w:name w:val="heading 1"/>
     <w:next w:val="1"/>
-    <w:link w:val="20"/>
+    <w:link w:val="21"/>
     <w:qFormat/>
     <w:uiPriority w:val="0"/>
     <w:rPr>
@@ -2534,6 +2875,42 @@
   </w:style>
   <w:style w:type="paragraph" w:styleId="11">
     <w:name w:val="endnote text"/>
+    <w:link w:val="20"/>
+    <w:semiHidden/>
+    <w:unhideWhenUsed/>
+    <w:qFormat/>
+    <w:uiPriority w:val="99"/>
+    <w:pPr>
+      <w:spacing w:after="0" w:line="240" w:lineRule="auto"/>
+    </w:pPr>
+    <w:rPr>
+      <w:rFonts w:ascii="Arial" w:hAnsi="Arial" w:eastAsia="Arial" w:cs="Arial"/>
+      <w:color w:val="1C1C1C"/>
+      <w:sz w:val="20"/>
+      <w:szCs w:val="20"/>
+    </w:rPr>
+  </w:style>
+  <w:style w:type="character" w:styleId="12">
+    <w:name w:val="FollowedHyperlink"/>
+    <w:basedOn w:val="8"/>
+    <w:uiPriority w:val="0"/>
+    <w:rPr>
+      <w:color w:val="800080"/>
+      <w:u w:val="single"/>
+    </w:rPr>
+  </w:style>
+  <w:style w:type="character" w:styleId="13">
+    <w:name w:val="footnote reference"/>
+    <w:semiHidden/>
+    <w:unhideWhenUsed/>
+    <w:qFormat/>
+    <w:uiPriority w:val="99"/>
+    <w:rPr>
+      <w:vertAlign w:val="superscript"/>
+    </w:rPr>
+  </w:style>
+  <w:style w:type="paragraph" w:styleId="14">
+    <w:name w:val="footnote text"/>
     <w:link w:val="19"/>
     <w:semiHidden/>
     <w:unhideWhenUsed/>
@@ -2549,34 +2926,7 @@
       <w:szCs w:val="20"/>
     </w:rPr>
   </w:style>
-  <w:style w:type="character" w:styleId="12">
-    <w:name w:val="footnote reference"/>
-    <w:semiHidden/>
-    <w:unhideWhenUsed/>
-    <w:qFormat/>
-    <w:uiPriority w:val="99"/>
-    <w:rPr>
-      <w:vertAlign w:val="superscript"/>
-    </w:rPr>
-  </w:style>
-  <w:style w:type="paragraph" w:styleId="13">
-    <w:name w:val="footnote text"/>
-    <w:link w:val="18"/>
-    <w:semiHidden/>
-    <w:unhideWhenUsed/>
-    <w:qFormat/>
-    <w:uiPriority w:val="99"/>
-    <w:pPr>
-      <w:spacing w:after="0" w:line="240" w:lineRule="auto"/>
-    </w:pPr>
-    <w:rPr>
-      <w:rFonts w:ascii="Arial" w:hAnsi="Arial" w:eastAsia="Arial" w:cs="Arial"/>
-      <w:color w:val="1C1C1C"/>
-      <w:sz w:val="20"/>
-      <w:szCs w:val="20"/>
-    </w:rPr>
-  </w:style>
-  <w:style w:type="character" w:styleId="14">
+  <w:style w:type="character" w:styleId="15">
     <w:name w:val="Hyperlink"/>
     <w:unhideWhenUsed/>
     <w:qFormat/>
@@ -2586,7 +2936,7 @@
       <w:u w:val="single"/>
     </w:rPr>
   </w:style>
-  <w:style w:type="paragraph" w:styleId="15">
+  <w:style w:type="paragraph" w:styleId="16">
     <w:name w:val="Normal (Web)"/>
     <w:basedOn w:val="1"/>
     <w:qFormat/>
@@ -2596,7 +2946,7 @@
       <w:szCs w:val="24"/>
     </w:rPr>
   </w:style>
-  <w:style w:type="paragraph" w:styleId="16">
+  <w:style w:type="paragraph" w:styleId="17">
     <w:name w:val="Title"/>
     <w:qFormat/>
     <w:uiPriority w:val="0"/>
@@ -2607,7 +2957,7 @@
       <w:szCs w:val="56"/>
     </w:rPr>
   </w:style>
-  <w:style w:type="paragraph" w:styleId="17">
+  <w:style w:type="paragraph" w:styleId="18">
     <w:name w:val="List Paragraph"/>
     <w:qFormat/>
     <w:uiPriority w:val="0"/>
@@ -2618,9 +2968,9 @@
       <w:szCs w:val="20"/>
     </w:rPr>
   </w:style>
-  <w:style w:type="character" w:customStyle="1" w:styleId="18">
+  <w:style w:type="character" w:customStyle="1" w:styleId="19">
     <w:name w:val="Footnote Text Char"/>
-    <w:link w:val="13"/>
+    <w:link w:val="14"/>
     <w:semiHidden/>
     <w:unhideWhenUsed/>
     <w:qFormat/>
@@ -2630,7 +2980,7 @@
       <w:szCs w:val="20"/>
     </w:rPr>
   </w:style>
-  <w:style w:type="character" w:customStyle="1" w:styleId="19">
+  <w:style w:type="character" w:customStyle="1" w:styleId="20">
     <w:name w:val="Endnote Text Char"/>
     <w:link w:val="11"/>
     <w:semiHidden/>
@@ -2642,9 +2992,10 @@
       <w:szCs w:val="20"/>
     </w:rPr>
   </w:style>
-  <w:style w:type="character" w:customStyle="1" w:styleId="20">
+  <w:style w:type="character" w:customStyle="1" w:styleId="21">
     <w:name w:val="Heading 1 Char"/>
     <w:link w:val="2"/>
+    <w:qFormat/>
     <w:uiPriority w:val="0"/>
     <w:rPr>
       <w:rFonts w:ascii="Arial" w:hAnsi="Arial" w:eastAsia="Arial" w:cs="Arial"/>
